--- a/outputs/Ticarium365-Yatirimci-Ozeti.docx
+++ b/outputs/Ticarium365-Yatirimci-Ozeti.docx
@@ -93,7 +93,7 @@
           <w:sz w:val="22"/>
           <w:szCs w:val="22"/>
         </w:rPr>
-        <w:t xml:space="preserve">KOBİ sahibi bugün 5+ ayrı yazılım kullanıyor (Paraşüt, pazaryeri panelleri, POS, e-fatura, Excel). Veriler entegre değil, gerçek kâr — komisyon/iade/kargo/sermaye dahil — hiçbir araçta görünmüyor.</w:t>
+        <w:t xml:space="preserve">KOBİ sahibi bugün 5+ ayrı yazılım kullanıyor — ön muhasebe SaaS, pazaryeri yönetim aracı, POS yazılımı, e-fatura entegratörü ve gider takip tablosu. Veriler entegre değil, gerçek kâr — komisyon, iade, kargo, sermaye bağlama dahil — hiçbir araçta görünmüyor.</w:t>
       </w:r>
     </w:p>
     <w:p>
